--- a/siloe_garcez_software_engineer.docx
+++ b/siloe_garcez_software_engineer.docx
@@ -62,7 +62,7 @@
           <w:rPr>
             <w:rStyle w:val="Hyperlink"/>
           </w:rPr>
-          <w:t xml:space="preserve">+55 61 9 8257-5487</w:t>
+          <w:t xml:space="preserve">+55 61 98257-5487</w:t>
         </w:r>
       </w:hyperlink>
       <w:r>
@@ -115,7 +115,7 @@
         <w:pStyle w:val="FirstParagraph"/>
       </w:pPr>
       <w:r>
-        <w:t xml:space="preserve">Backend Software Engineer with over 4 years of experience in Go and Python, working on the development of multi-tenant B2B SaaS systems. Specialist in service architecture, REST APIs, and data modeling for high-availability applications. Strong experience with AWS, Linux, and DevOps.</w:t>
+        <w:t xml:space="preserve">Backend Software Engineer with over 4 years of experience in Go and Python, focused on building B2B multi-tenant SaaS systems. Specialist in service architecture, REST APIs, and data modeling for high-availability applications. Strong experience with AWS, Linux, and DevOps.</w:t>
       </w:r>
     </w:p>
     <w:bookmarkEnd w:id="25"/>
@@ -147,7 +147,7 @@
         <w:t xml:space="preserve"> </w:t>
       </w:r>
       <w:r>
-        <w:t xml:space="preserve">Go/Golang, Python, JavaScript, TypeScript</w:t>
+        <w:t xml:space="preserve">Go, Python, JavaScript, TypeScript</w:t>
       </w:r>
     </w:p>
     <w:p>
@@ -163,13 +163,13 @@
           <w:b/>
           <w:bCs/>
         </w:rPr>
-        <w:t xml:space="preserve">Databases:</w:t>
-      </w:r>
-      <w:r>
-        <w:t xml:space="preserve"> </w:t>
-      </w:r>
-      <w:r>
-        <w:t xml:space="preserve">PostgreSQL, MySQL, MariaDB, MongoDB, Redis</w:t>
+        <w:t xml:space="preserve">Frameworks &amp; Libraries:</w:t>
+      </w:r>
+      <w:r>
+        <w:t xml:space="preserve"> </w:t>
+      </w:r>
+      <w:r>
+        <w:t xml:space="preserve">Fiber, Gin, FastAPI, Flask, SQLAlchemy, Express</w:t>
       </w:r>
     </w:p>
     <w:p>
@@ -185,13 +185,13 @@
           <w:b/>
           <w:bCs/>
         </w:rPr>
-        <w:t xml:space="preserve">Messaging:</w:t>
-      </w:r>
-      <w:r>
-        <w:t xml:space="preserve"> </w:t>
-      </w:r>
-      <w:r>
-        <w:t xml:space="preserve">SQS, RabbitMQ</w:t>
+        <w:t xml:space="preserve">Databases &amp; Storage:</w:t>
+      </w:r>
+      <w:r>
+        <w:t xml:space="preserve"> </w:t>
+      </w:r>
+      <w:r>
+        <w:t xml:space="preserve">PostgreSQL, MySQL, MariaDB, MongoDB, Redis</w:t>
       </w:r>
     </w:p>
     <w:p>
@@ -207,13 +207,13 @@
           <w:b/>
           <w:bCs/>
         </w:rPr>
-        <w:t xml:space="preserve">Cloud:</w:t>
-      </w:r>
-      <w:r>
-        <w:t xml:space="preserve"> </w:t>
-      </w:r>
-      <w:r>
-        <w:t xml:space="preserve">AWS (ECS, EC2, RDS, S3, ALB, WAF, CodeDeploy, CloudFront, EventBridge), Docker, CI/CD</w:t>
+        <w:t xml:space="preserve">Messaging &amp; Streaming:</w:t>
+      </w:r>
+      <w:r>
+        <w:t xml:space="preserve"> </w:t>
+      </w:r>
+      <w:r>
+        <w:t xml:space="preserve">AWS SQS, RabbitMQ, Apache Kafka</w:t>
       </w:r>
     </w:p>
     <w:p>
@@ -229,13 +229,13 @@
           <w:b/>
           <w:bCs/>
         </w:rPr>
-        <w:t xml:space="preserve">Tools:</w:t>
-      </w:r>
-      <w:r>
-        <w:t xml:space="preserve"> </w:t>
-      </w:r>
-      <w:r>
-        <w:t xml:space="preserve">Linux, Git, GitHub, GitLab, Postman, DBeaver</w:t>
+        <w:t xml:space="preserve">Cloud &amp; Infrastructure:</w:t>
+      </w:r>
+      <w:r>
+        <w:t xml:space="preserve"> </w:t>
+      </w:r>
+      <w:r>
+        <w:t xml:space="preserve">AWS (ECS, EC2, RDS, S3, ALB, WAF, CloudFront, EventBridge), Docker</w:t>
       </w:r>
     </w:p>
     <w:p>
@@ -251,13 +251,13 @@
           <w:b/>
           <w:bCs/>
         </w:rPr>
-        <w:t xml:space="preserve">Frameworks:</w:t>
-      </w:r>
-      <w:r>
-        <w:t xml:space="preserve"> </w:t>
-      </w:r>
-      <w:r>
-        <w:t xml:space="preserve">Gin, Echo, Fiber, GORM, FastAPI, Flask, SQLAlchemy, Express</w:t>
+        <w:t xml:space="preserve">CI/CD:</w:t>
+      </w:r>
+      <w:r>
+        <w:t xml:space="preserve"> </w:t>
+      </w:r>
+      <w:r>
+        <w:t xml:space="preserve">GitHub Actions, AWS CodeDeploy</w:t>
       </w:r>
     </w:p>
     <w:p>
@@ -273,13 +273,13 @@
           <w:b/>
           <w:bCs/>
         </w:rPr>
-        <w:t xml:space="preserve">Testing:</w:t>
-      </w:r>
-      <w:r>
-        <w:t xml:space="preserve"> </w:t>
-      </w:r>
-      <w:r>
-        <w:t xml:space="preserve">Pytest, Testify, Testcontainers, GoMock</w:t>
+        <w:t xml:space="preserve">Tools:</w:t>
+      </w:r>
+      <w:r>
+        <w:t xml:space="preserve"> </w:t>
+      </w:r>
+      <w:r>
+        <w:t xml:space="preserve">Linux, Git, GitHub, GitLab, Postman, DBeaver</w:t>
       </w:r>
     </w:p>
     <w:p>
@@ -295,13 +295,57 @@
           <w:b/>
           <w:bCs/>
         </w:rPr>
-        <w:t xml:space="preserve">Best Practices:</w:t>
-      </w:r>
-      <w:r>
-        <w:t xml:space="preserve"> </w:t>
-      </w:r>
-      <w:r>
-        <w:t xml:space="preserve">Clean Code, Clean Architecture, Hexagonal Architecture, DDD, TDD, SOLID</w:t>
+        <w:t xml:space="preserve">Architecture &amp; Design:</w:t>
+      </w:r>
+      <w:r>
+        <w:t xml:space="preserve"> </w:t>
+      </w:r>
+      <w:r>
+        <w:t xml:space="preserve">Monolith, Microservices, Serverless, Multi-tenant</w:t>
+      </w:r>
+    </w:p>
+    <w:p>
+      <w:pPr>
+        <w:pStyle w:val="Compact"/>
+        <w:numPr>
+          <w:ilvl w:val="0"/>
+          <w:numId w:val="1001"/>
+        </w:numPr>
+      </w:pPr>
+      <w:r>
+        <w:rPr>
+          <w:b/>
+          <w:bCs/>
+        </w:rPr>
+        <w:t xml:space="preserve">Testing:</w:t>
+      </w:r>
+      <w:r>
+        <w:t xml:space="preserve"> </w:t>
+      </w:r>
+      <w:r>
+        <w:t xml:space="preserve">Pytest, Testify, Testcontainers</w:t>
+      </w:r>
+    </w:p>
+    <w:p>
+      <w:pPr>
+        <w:pStyle w:val="Compact"/>
+        <w:numPr>
+          <w:ilvl w:val="0"/>
+          <w:numId w:val="1001"/>
+        </w:numPr>
+      </w:pPr>
+      <w:r>
+        <w:rPr>
+          <w:b/>
+          <w:bCs/>
+        </w:rPr>
+        <w:t xml:space="preserve">Practices &amp; Principles:</w:t>
+      </w:r>
+      <w:r>
+        <w:t xml:space="preserve"> </w:t>
+      </w:r>
+      <w:r>
+        <w:t xml:space="preserve">Clean Architecture, Hexagonal Architecture, DDD, TDD, SOLID</w:t>
       </w:r>
     </w:p>
     <w:bookmarkEnd w:id="26"/>
@@ -335,7 +379,7 @@
           <w:b/>
           <w:bCs/>
         </w:rPr>
-        <w:t xml:space="preserve">Senior Backend Developer (Jan 2025 - Present)</w:t>
+        <w:t xml:space="preserve">Senior Backend Software Engineer (Jan 2025 - Present)</w:t>
       </w:r>
     </w:p>
     <w:p>
@@ -347,17 +391,17 @@
         </w:numPr>
       </w:pPr>
       <w:r>
-        <w:t xml:space="preserve">Working on the development of a multi-tenant B2B SaaS platform for nutritionists and personal trainers,</w:t>
-      </w:r>
-      <w:r>
-        <w:t xml:space="preserve"> </w:t>
-      </w:r>
-      <w:r>
-        <w:rPr>
-          <w:b/>
-          <w:bCs/>
-        </w:rPr>
-        <w:t xml:space="preserve">defining architecture, implementing solutions, technical standards, and the system evolution roadmap.</w:t>
+        <w:t xml:space="preserve">Working on the development of a B2B multi-tenant SaaS platform for nutritionists and personal trainers,</w:t>
+      </w:r>
+      <w:r>
+        <w:t xml:space="preserve"> </w:t>
+      </w:r>
+      <w:r>
+        <w:rPr>
+          <w:b/>
+          <w:bCs/>
+        </w:rPr>
+        <w:t xml:space="preserve">defining architecture, implementing solutions, technical standards, and system evolution roadmap.</w:t>
       </w:r>
     </w:p>
     <w:p>
@@ -369,7 +413,7 @@
         </w:numPr>
       </w:pPr>
       <w:r>
-        <w:t xml:space="preserve">Led the implementation of a multi-payment gateway architecture, enabling simultaneous operation with two different providers.</w:t>
+        <w:t xml:space="preserve">Led the implementation of a multi-gateway payment architecture, enabling simultaneous operation with two distinct providers.</w:t>
       </w:r>
       <w:r>
         <w:t xml:space="preserve"> </w:t>
@@ -385,7 +429,7 @@
         <w:t xml:space="preserve"> </w:t>
       </w:r>
       <w:r>
-        <w:t xml:space="preserve">by transitioning from a per-sale take rate model to a fixed monthly pricing model.</w:t>
+        <w:t xml:space="preserve">by moving from a per-sale take rate gateway to a fixed monthly fee model.</w:t>
       </w:r>
     </w:p>
     <w:p>
@@ -397,23 +441,17 @@
         </w:numPr>
       </w:pPr>
       <w:r>
-        <w:t xml:space="preserve">Modeled and optimized the database for aggregation and normalization of hundreds of thousands</w:t>
-      </w:r>
-      <w:r>
-        <w:t xml:space="preserve"> </w:t>
-      </w:r>
-      <w:r>
-        <w:t xml:space="preserve">of food items from multiple official sources, structuring indexes and high-performance queries with</w:t>
-      </w:r>
-      <w:r>
-        <w:t xml:space="preserve"> </w:t>
-      </w:r>
-      <w:r>
-        <w:rPr>
-          <w:b/>
-          <w:bCs/>
-        </w:rPr>
-        <w:t xml:space="preserve">average response time below 15ms.</w:t>
+        <w:t xml:space="preserve">Modeled and optimized the database for aggregation and normalization of hundreds of thousands of foods from multiple official sources, structuring indexes and high-performance queries with</w:t>
+      </w:r>
+      <w:r>
+        <w:t xml:space="preserve"> </w:t>
+      </w:r>
+      <w:r>
+        <w:rPr>
+          <w:b/>
+          <w:bCs/>
+        </w:rPr>
+        <w:t xml:space="preserve">average response time under 15ms.</w:t>
       </w:r>
     </w:p>
     <w:p>
@@ -425,7 +463,7 @@
         </w:numPr>
       </w:pPr>
       <w:r>
-        <w:t xml:space="preserve">Designed and implemented a scalable and secure AWS architecture, with isolated environments (dev/staging/prod), structured logs, metrics, auto scaling, and CI/CD pipeline,</w:t>
+        <w:t xml:space="preserve">Designed and implemented a scalable and secure architecture on AWS, with isolated environments (dev/staging/prod), structured logs, metrics, auto scaling, and CI/CD pipeline,</w:t>
       </w:r>
       <w:r>
         <w:t xml:space="preserve"> </w:t>
@@ -514,7 +552,7 @@
           <w:b/>
           <w:bCs/>
         </w:rPr>
-        <w:t xml:space="preserve">Mid-Level Backend Developer (Jan 2022 - Dec 2024)</w:t>
+        <w:t xml:space="preserve">Mid-level Backend Software Engineer (Jan 2022 - Dec 2024)</w:t>
       </w:r>
     </w:p>
     <w:p>
@@ -536,7 +574,7 @@
           <w:b/>
           <w:bCs/>
         </w:rPr>
-        <w:t xml:space="preserve">increasing operational capacity by more than 200x.</w:t>
+        <w:t xml:space="preserve">increasing operational capacity by over 200x.</w:t>
       </w:r>
     </w:p>
     <w:p>
@@ -548,20 +586,20 @@
         </w:numPr>
       </w:pPr>
       <w:r>
-        <w:t xml:space="preserve">Developed an algorithm for automatic generation of personalized meal plans based on anamnesis questionnaires, considering client preferences, habits, and dietary restrictions,</w:t>
-      </w:r>
-      <w:r>
-        <w:t xml:space="preserve"> </w:t>
-      </w:r>
-      <w:r>
-        <w:rPr>
-          <w:b/>
-          <w:bCs/>
-        </w:rPr>
-        <w:t xml:space="preserve">reducing the time required to create meal plans and workouts by more than 50%</w:t>
-      </w:r>
-      <w:r>
-        <w:t xml:space="preserve">, requiring only validation and final adjustments.</w:t>
+        <w:t xml:space="preserve">Developed an algorithm for automatic generation of personalized meal plans based on anamnesis questionnaires, considering clients preferences, habits, and dietary restrictions,</w:t>
+      </w:r>
+      <w:r>
+        <w:t xml:space="preserve"> </w:t>
+      </w:r>
+      <w:r>
+        <w:rPr>
+          <w:b/>
+          <w:bCs/>
+        </w:rPr>
+        <w:t xml:space="preserve">reducing professional time to build meal plans and workouts by over 50%</w:t>
+      </w:r>
+      <w:r>
+        <w:t xml:space="preserve">, requiring only final validation and adjustments</w:t>
       </w:r>
     </w:p>
     <w:p>
@@ -573,7 +611,7 @@
         </w:numPr>
       </w:pPr>
       <w:r>
-        <w:t xml:space="preserve">Architected and executed migration to AWS, implementing high availability with multiple AZs, health checks, and auto scaling,</w:t>
+        <w:t xml:space="preserve">Architected and executed the migration to AWS, implementing high availability with multiple AZs, health checks, and auto scaling,</w:t>
       </w:r>
       <w:r>
         <w:t xml:space="preserve"> </w:t>
@@ -640,7 +678,7 @@
           <w:b/>
           <w:bCs/>
         </w:rPr>
-        <w:t xml:space="preserve">Junior Backend Developer (Mar 2021 - Dec 2021)</w:t>
+        <w:t xml:space="preserve">Junior Backend Software Engineer (Mar 2021 - Dec 2021)</w:t>
       </w:r>
     </w:p>
     <w:p>
@@ -652,7 +690,7 @@
         </w:numPr>
       </w:pPr>
       <w:r>
-        <w:t xml:space="preserve">Developed and deployed chatbots on WhatsApp and Telegram for automation of nutritional/physical anamnesis and meal/workout plans, structuring rule-based conversational flows to collect personalized data for each professional, capable of handling thousands of daily interactions,</w:t>
+        <w:t xml:space="preserve">Developed and deployed chatbots on WhatsApp and Telegram for automation of nutritional/physical anamnesis and meal plans/workouts, structuring rule-based conversational flows for collecting customized data for each professional, capable of handling thousands of daily interactions,</w:t>
       </w:r>
       <w:r>
         <w:t xml:space="preserve"> </w:t>
@@ -674,17 +712,17 @@
         </w:numPr>
       </w:pPr>
       <w:r>
-        <w:t xml:space="preserve">Developed integrations with third-party APIs (Google Sheets and Google Docs), automating the generation of hundreds of monthly documents and</w:t>
-      </w:r>
-      <w:r>
-        <w:t xml:space="preserve"> </w:t>
-      </w:r>
-      <w:r>
-        <w:rPr>
-          <w:b/>
-          <w:bCs/>
-        </w:rPr>
-        <w:t xml:space="preserve">reducing time spent on administrative tasks by ~70%.</w:t>
+        <w:t xml:space="preserve">Developed integrations with third-party APIs (Google Sheets and Google Docs), automating the generation of hundreds of documents monthly and</w:t>
+      </w:r>
+      <w:r>
+        <w:t xml:space="preserve"> </w:t>
+      </w:r>
+      <w:r>
+        <w:rPr>
+          <w:b/>
+          <w:bCs/>
+        </w:rPr>
+        <w:t xml:space="preserve">reducing by ~70% the time dedicated to administrative tasks.</w:t>
       </w:r>
     </w:p>
     <w:p>
@@ -753,13 +791,13 @@
           <w:b/>
           <w:bCs/>
         </w:rPr>
-        <w:t xml:space="preserve">Bachelor’s Degree in Computer Science</w:t>
-      </w:r>
-      <w:r>
-        <w:t xml:space="preserve"> </w:t>
-      </w:r>
-      <w:r>
-        <w:t xml:space="preserve">Catholic University of Brasília (UCB) – 4th semester (expected graduation: 2028)</w:t>
+        <w:t xml:space="preserve">Bachelor's Degree in Computer Science</w:t>
+      </w:r>
+      <w:r>
+        <w:t xml:space="preserve"> </w:t>
+      </w:r>
+      <w:r>
+        <w:t xml:space="preserve">Catholic University of Brasília (UCB) – 4th semester (expected completion: 2028)</w:t>
       </w:r>
     </w:p>
     <w:bookmarkEnd w:id="29"/>
@@ -813,7 +851,7 @@
         <w:t xml:space="preserve"> </w:t>
       </w:r>
       <w:r>
-        <w:t xml:space="preserve">Advanced (Fluent communication, technical reading and writing)</w:t>
+        <w:t xml:space="preserve">Advanced (fluent communication, technical reading and writing)</w:t>
       </w:r>
     </w:p>
     <w:bookmarkEnd w:id="30"/>
